--- a/assets/templates/service-act-template.docx
+++ b/assets/templates/service-act-template.docx
@@ -1355,6 +1355,9 @@
                   </w:tcBorders>
                 </w:tcPr>
                 <w:p>
+                  <w:r>
+                    <w:t xml:space="preserve">____"signature"_____</w:t>
+                  </w:r>
                   <w:pPr>
                     <w:keepNext/>
                     <w:jc w:val="center"/>
@@ -1484,7 +1487,7 @@
                       <w:sz w:val="14"/>
                       <w:lang w:val="ru-RU"/>
                     </w:rPr>
-                    <w:t>____"signature"_____</w:t>
+                    <w:t>расшифровка подписи</w:t>
                   </w:r>
                 </w:p>
               </w:tc>

--- a/assets/templates/service-act-template.docx
+++ b/assets/templates/service-act-template.docx
@@ -1355,9 +1355,6 @@
                   </w:tcBorders>
                 </w:tcPr>
                 <w:p>
-                  <w:r>
-                    <w:t xml:space="preserve">____"signature"_____</w:t>
-                  </w:r>
                   <w:pPr>
                     <w:keepNext/>
                     <w:jc w:val="center"/>
@@ -1487,7 +1484,7 @@
                       <w:sz w:val="14"/>
                       <w:lang w:val="ru-RU"/>
                     </w:rPr>
-                    <w:t>расшифровка подписи</w:t>
+                    <w:t>____"signature"_____</w:t>
                   </w:r>
                 </w:p>
               </w:tc>
